--- a/projects/fpga-systems/Genesys2/rapids_beats/docs/RAPIDS_CharacterizationReport_v1.0.docx
+++ b/projects/fpga-systems/Genesys2/rapids_beats/docs/RAPIDS_CharacterizationReport_v1.0.docx
@@ -160,7 +160,7 @@
             </w:rPr>
             <w:fldChar w:fldCharType="separate"/>
           </w:r>
-          <w:hyperlink w:anchor="__RefHeading___Toc1584_3449866560">
+          <w:hyperlink w:anchor="__RefHeading___Toc1584_3312259063">
             <w:r>
               <w:rPr>
                 <w:webHidden/>
@@ -168,7 +168,7 @@
               </w:rPr>
               <w:t>1 RAPIDS Beats DMA Engine — Phase 1 Characterization Report</w:t>
               <w:tab/>
-              <w:t>6</w:t>
+              <w:t>7</w:t>
             </w:r>
           </w:hyperlink>
         </w:p>
@@ -181,7 +181,7 @@
             </w:tabs>
             <w:rPr/>
           </w:pPr>
-          <w:hyperlink w:anchor="__RefHeading___Toc1586_3449866560">
+          <w:hyperlink w:anchor="__RefHeading___Toc1586_3312259063">
             <w:r>
               <w:rPr>
                 <w:webHidden/>
@@ -189,7 +189,7 @@
               </w:rPr>
               <w:t>1.1 0. Resource footprint</w:t>
               <w:tab/>
-              <w:t>6</w:t>
+              <w:t>7</w:t>
             </w:r>
           </w:hyperlink>
         </w:p>
@@ -202,7 +202,7 @@
             </w:tabs>
             <w:rPr/>
           </w:pPr>
-          <w:hyperlink w:anchor="__RefHeading___Toc1588_3449866560">
+          <w:hyperlink w:anchor="__RefHeading___Toc1588_3312259063">
             <w:r>
               <w:rPr>
                 <w:webHidden/>
@@ -210,7 +210,7 @@
               </w:rPr>
               <w:t>1.1.1 Figure 0.1: Post-route utilization — 4-channel board build</w:t>
               <w:tab/>
-              <w:t>7</w:t>
+              <w:t>8</w:t>
             </w:r>
           </w:hyperlink>
         </w:p>
@@ -223,7 +223,7 @@
             </w:tabs>
             <w:rPr/>
           </w:pPr>
-          <w:hyperlink w:anchor="__RefHeading___Toc1590_3449866560">
+          <w:hyperlink w:anchor="__RefHeading___Toc1590_3312259063">
             <w:r>
               <w:rPr>
                 <w:webHidden/>
@@ -231,7 +231,7 @@
               </w:rPr>
               <w:t>1.1.2 0.1 The BRAM board-fit trim</w:t>
               <w:tab/>
-              <w:t>7</w:t>
+              <w:t>8</w:t>
             </w:r>
           </w:hyperlink>
         </w:p>
@@ -244,7 +244,7 @@
             </w:tabs>
             <w:rPr/>
           </w:pPr>
-          <w:hyperlink w:anchor="__RefHeading___Toc1592_3449866560">
+          <w:hyperlink w:anchor="__RefHeading___Toc1592_3312259063">
             <w:r>
               <w:rPr>
                 <w:webHidden/>
@@ -252,7 +252,7 @@
               </w:rPr>
               <w:t>1.2 1. What we set out to do</w:t>
               <w:tab/>
-              <w:t>7</w:t>
+              <w:t>8</w:t>
             </w:r>
           </w:hyperlink>
         </w:p>
@@ -265,7 +265,7 @@
             </w:tabs>
             <w:rPr/>
           </w:pPr>
-          <w:hyperlink w:anchor="__RefHeading___Toc1594_3449866560">
+          <w:hyperlink w:anchor="__RefHeading___Toc1594_3312259063">
             <w:r>
               <w:rPr>
                 <w:webHidden/>
@@ -273,7 +273,7 @@
               </w:rPr>
               <w:t>1.3 2. Test platform</w:t>
               <w:tab/>
-              <w:t>8</w:t>
+              <w:t>9</w:t>
             </w:r>
           </w:hyperlink>
         </w:p>
@@ -286,7 +286,7 @@
             </w:tabs>
             <w:rPr/>
           </w:pPr>
-          <w:hyperlink w:anchor="__RefHeading___Toc1596_3449866560">
+          <w:hyperlink w:anchor="__RefHeading___Toc1596_3312259063">
             <w:r>
               <w:rPr>
                 <w:webHidden/>
@@ -294,7 +294,7 @@
               </w:rPr>
               <w:t>1.4 3. Architecture — two wholly-separate engines</w:t>
               <w:tab/>
-              <w:t>9</w:t>
+              <w:t>10</w:t>
             </w:r>
           </w:hyperlink>
         </w:p>
@@ -307,7 +307,7 @@
             </w:tabs>
             <w:rPr/>
           </w:pPr>
-          <w:hyperlink w:anchor="__RefHeading___Toc1598_3449866560">
+          <w:hyperlink w:anchor="__RefHeading___Toc1598_3312259063">
             <w:r>
               <w:rPr>
                 <w:webHidden/>
@@ -315,7 +315,7 @@
               </w:rPr>
               <w:t>1.4.1 Figure 3.1: Split architecture</w:t>
               <w:tab/>
-              <w:t>9</w:t>
+              <w:t>10</w:t>
             </w:r>
           </w:hyperlink>
         </w:p>
@@ -328,7 +328,7 @@
             </w:tabs>
             <w:rPr/>
           </w:pPr>
-          <w:hyperlink w:anchor="__RefHeading___Toc1600_3449866560">
+          <w:hyperlink w:anchor="__RefHeading___Toc1600_3312259063">
             <w:r>
               <w:rPr>
                 <w:webHidden/>
@@ -336,7 +336,7 @@
               </w:rPr>
               <w:t>1.4.2 Figure 3.2: The two data paths are wholly separate</w:t>
               <w:tab/>
-              <w:t>10</w:t>
+              <w:t>11</w:t>
             </w:r>
           </w:hyperlink>
         </w:p>
@@ -349,7 +349,7 @@
             </w:tabs>
             <w:rPr/>
           </w:pPr>
-          <w:hyperlink w:anchor="__RefHeading___Toc1602_3449866560">
+          <w:hyperlink w:anchor="__RefHeading___Toc1602_3312259063">
             <w:r>
               <w:rPr>
                 <w:webHidden/>
@@ -357,7 +357,7 @@
               </w:rPr>
               <w:t>1.4.3 Figure 3.3: Monitor-bus hierarchy — 3-level merge to one egress</w:t>
               <w:tab/>
-              <w:t>11</w:t>
+              <w:t>12</w:t>
             </w:r>
           </w:hyperlink>
         </w:p>
@@ -370,7 +370,7 @@
             </w:tabs>
             <w:rPr/>
           </w:pPr>
-          <w:hyperlink w:anchor="__RefHeading___Toc1604_3449866560">
+          <w:hyperlink w:anchor="__RefHeading___Toc1604_3312259063">
             <w:r>
               <w:rPr>
                 <w:webHidden/>
@@ -378,7 +378,7 @@
               </w:rPr>
               <w:t>1.5 4. Timing closure at 100 MHz</w:t>
               <w:tab/>
-              <w:t>11</w:t>
+              <w:t>12</w:t>
             </w:r>
           </w:hyperlink>
         </w:p>
@@ -391,7 +391,7 @@
             </w:tabs>
             <w:rPr/>
           </w:pPr>
-          <w:hyperlink w:anchor="__RefHeading___Toc1606_3449866560">
+          <w:hyperlink w:anchor="__RefHeading___Toc1606_3312259063">
             <w:r>
               <w:rPr>
                 <w:webHidden/>
@@ -399,7 +399,7 @@
               </w:rPr>
               <w:t>1.5.1 Figure 4.1: 100 MHz setup WNS — closure trajectory</w:t>
               <w:tab/>
-              <w:t>12</w:t>
+              <w:t>13</w:t>
             </w:r>
           </w:hyperlink>
         </w:p>
@@ -412,7 +412,7 @@
             </w:tabs>
             <w:rPr/>
           </w:pPr>
-          <w:hyperlink w:anchor="__RefHeading___Toc1608_3449866560">
+          <w:hyperlink w:anchor="__RefHeading___Toc1608_3312259063">
             <w:r>
               <w:rPr>
                 <w:webHidden/>
@@ -420,7 +420,7 @@
               </w:rPr>
               <w:t>1.5.2 Figure 4.2: The critical path — a config CSR into the monbus window math</w:t>
               <w:tab/>
-              <w:t>12</w:t>
+              <w:t>13</w:t>
             </w:r>
           </w:hyperlink>
         </w:p>
@@ -433,7 +433,7 @@
             </w:tabs>
             <w:rPr/>
           </w:pPr>
-          <w:hyperlink w:anchor="__RefHeading___Toc1610_3449866560">
+          <w:hyperlink w:anchor="__RefHeading___Toc1610_3312259063">
             <w:r>
               <w:rPr>
                 <w:webHidden/>
@@ -441,7 +441,7 @@
               </w:rPr>
               <w:t>1.6 5. Vivado bring-up fixes (found vs. Verilator)</w:t>
               <w:tab/>
-              <w:t>13</w:t>
+              <w:t>14</w:t>
             </w:r>
           </w:hyperlink>
         </w:p>
@@ -454,7 +454,7 @@
             </w:tabs>
             <w:rPr/>
           </w:pPr>
-          <w:hyperlink w:anchor="__RefHeading___Toc1612_3449866560">
+          <w:hyperlink w:anchor="__RefHeading___Toc1612_3312259063">
             <w:r>
               <w:rPr>
                 <w:webHidden/>
@@ -462,7 +462,7 @@
               </w:rPr>
               <w:t>1.7 6. The characterization harness</w:t>
               <w:tab/>
-              <w:t>14</w:t>
+              <w:t>15</w:t>
             </w:r>
           </w:hyperlink>
         </w:p>
@@ -475,7 +475,7 @@
             </w:tabs>
             <w:rPr/>
           </w:pPr>
-          <w:hyperlink w:anchor="__RefHeading___Toc1614_3449866560">
+          <w:hyperlink w:anchor="__RefHeading___Toc1614_3312259063">
             <w:r>
               <w:rPr>
                 <w:webHidden/>
@@ -483,7 +483,7 @@
               </w:rPr>
               <w:t>1.7.1 Figure 6.1: rapids_char_harness block diagram</w:t>
               <w:tab/>
-              <w:t>14</w:t>
+              <w:t>15</w:t>
             </w:r>
           </w:hyperlink>
         </w:p>
@@ -496,7 +496,7 @@
             </w:tabs>
             <w:rPr/>
           </w:pPr>
-          <w:hyperlink w:anchor="__RefHeading___Toc1616_3449866560">
+          <w:hyperlink w:anchor="__RefHeading___Toc1616_3312259063">
             <w:r>
               <w:rPr>
                 <w:webHidden/>
@@ -504,7 +504,7 @@
               </w:rPr>
               <w:t>1.8 7. CRC validation on both paths against a golden model</w:t>
               <w:tab/>
-              <w:t>15</w:t>
+              <w:t>16</w:t>
             </w:r>
           </w:hyperlink>
         </w:p>
@@ -517,7 +517,7 @@
             </w:tabs>
             <w:rPr/>
           </w:pPr>
-          <w:hyperlink w:anchor="__RefHeading___Toc1618_3449866560">
+          <w:hyperlink w:anchor="__RefHeading___Toc1618_3312259063">
             <w:r>
               <w:rPr>
                 <w:webHidden/>
@@ -525,7 +525,7 @@
               </w:rPr>
               <w:t>1.9 8. A real harness bug, root-caused</w:t>
               <w:tab/>
-              <w:t>15</w:t>
+              <w:t>16</w:t>
             </w:r>
           </w:hyperlink>
         </w:p>
@@ -538,7 +538,7 @@
             </w:tabs>
             <w:rPr/>
           </w:pPr>
-          <w:hyperlink w:anchor="__RefHeading___Toc1620_3449866560">
+          <w:hyperlink w:anchor="__RefHeading___Toc1620_3312259063">
             <w:r>
               <w:rPr>
                 <w:webHidden/>
@@ -546,7 +546,7 @@
               </w:rPr>
               <w:t>1.10 9. On-silicon results</w:t>
               <w:tab/>
-              <w:t>16</w:t>
+              <w:t>17</w:t>
             </w:r>
           </w:hyperlink>
         </w:p>
@@ -559,7 +559,7 @@
             </w:tabs>
             <w:rPr/>
           </w:pPr>
-          <w:hyperlink w:anchor="__RefHeading___Toc1622_3449866560">
+          <w:hyperlink w:anchor="__RefHeading___Toc1622_3312259063">
             <w:r>
               <w:rPr>
                 <w:webHidden/>
@@ -567,7 +567,7 @@
               </w:rPr>
               <w:t>1.10.1 Figure 9.1: On-silicon suite — 48/48 configurations PASS</w:t>
               <w:tab/>
-              <w:t>17</w:t>
+              <w:t>18</w:t>
             </w:r>
           </w:hyperlink>
         </w:p>
@@ -580,7 +580,7 @@
             </w:tabs>
             <w:rPr/>
           </w:pPr>
-          <w:hyperlink w:anchor="__RefHeading___Toc1624_3449866560">
+          <w:hyperlink w:anchor="__RefHeading___Toc1624_3312259063">
             <w:r>
               <w:rPr>
                 <w:webHidden/>
@@ -588,7 +588,7 @@
               </w:rPr>
               <w:t>1.11 10. Tooling</w:t>
               <w:tab/>
-              <w:t>18</w:t>
+              <w:t>19</w:t>
             </w:r>
           </w:hyperlink>
         </w:p>
@@ -601,7 +601,7 @@
             </w:tabs>
             <w:rPr/>
           </w:pPr>
-          <w:hyperlink w:anchor="__RefHeading___Toc1626_3449866560">
+          <w:hyperlink w:anchor="__RefHeading___Toc1626_3312259063">
             <w:r>
               <w:rPr>
                 <w:webHidden/>
@@ -609,7 +609,7 @@
               </w:rPr>
               <w:t>1.12 11. What we learned</w:t>
               <w:tab/>
-              <w:t>18</w:t>
+              <w:t>19</w:t>
             </w:r>
           </w:hyperlink>
           <w:r>
@@ -696,7 +696,7 @@
           <w:rPr>
             <w:rStyle w:val="ListLabel1"/>
           </w:rPr>
-          <w:t>7</w:t>
+          <w:t>8</w:t>
         </w:r>
         <w:r>
           <w:rPr>
@@ -753,7 +753,7 @@
           <w:rPr>
             <w:rStyle w:val="ListLabel1"/>
           </w:rPr>
-          <w:t>9</w:t>
+          <w:t>10</w:t>
         </w:r>
         <w:r>
           <w:rPr>
@@ -810,7 +810,7 @@
           <w:rPr>
             <w:rStyle w:val="ListLabel1"/>
           </w:rPr>
-          <w:t>10</w:t>
+          <w:t>11</w:t>
         </w:r>
         <w:r>
           <w:rPr>
@@ -867,7 +867,7 @@
           <w:rPr>
             <w:rStyle w:val="ListLabel1"/>
           </w:rPr>
-          <w:t>11</w:t>
+          <w:t>12</w:t>
         </w:r>
         <w:r>
           <w:rPr>
@@ -924,7 +924,7 @@
           <w:rPr>
             <w:rStyle w:val="ListLabel1"/>
           </w:rPr>
-          <w:t>12</w:t>
+          <w:t>13</w:t>
         </w:r>
         <w:r>
           <w:rPr>
@@ -981,7 +981,7 @@
           <w:rPr>
             <w:rStyle w:val="ListLabel1"/>
           </w:rPr>
-          <w:t>12</w:t>
+          <w:t>13</w:t>
         </w:r>
         <w:r>
           <w:rPr>
@@ -1038,7 +1038,7 @@
           <w:rPr>
             <w:rStyle w:val="ListLabel1"/>
           </w:rPr>
-          <w:t>14</w:t>
+          <w:t>15</w:t>
         </w:r>
         <w:r>
           <w:rPr>
@@ -1095,7 +1095,7 @@
           <w:rPr>
             <w:rStyle w:val="ListLabel1"/>
           </w:rPr>
-          <w:t>17</w:t>
+          <w:t>18</w:t>
         </w:r>
         <w:r>
           <w:rPr>
@@ -1328,6 +1328,9 @@
           </mc:Fallback>
         </mc:AlternateContent>
       </w:r>
+      <w:r>
+        <w:br w:type="page"/>
+      </w:r>
     </w:p>
     <w:p>
       <w:pPr>
@@ -1336,7 +1339,7 @@
         <w:spacing w:before="360" w:after="120"/>
         <w:rPr/>
       </w:pPr>
-      <w:bookmarkStart w:id="0" w:name="__RefHeading___Toc1584_3449866560"/>
+      <w:bookmarkStart w:id="0" w:name="__RefHeading___Toc1584_3312259063"/>
       <w:bookmarkStart w:id="1" w:name="Xa48e1aa53b880a803be137d7770de810495c2a1"/>
       <w:bookmarkEnd w:id="0"/>
       <w:r>
@@ -1551,7 +1554,7 @@
         <w:spacing w:before="280" w:after="80"/>
         <w:rPr/>
       </w:pPr>
-      <w:bookmarkStart w:id="2" w:name="__RefHeading___Toc1586_3449866560"/>
+      <w:bookmarkStart w:id="2" w:name="__RefHeading___Toc1586_3312259063"/>
       <w:bookmarkStart w:id="3" w:name="resource-footprint"/>
       <w:bookmarkEnd w:id="2"/>
       <w:r>
@@ -2331,7 +2334,7 @@
         <w:spacing w:before="200" w:after="80"/>
         <w:rPr/>
       </w:pPr>
-      <w:bookmarkStart w:id="4" w:name="__RefHeading___Toc1588_3449866560"/>
+      <w:bookmarkStart w:id="4" w:name="__RefHeading___Toc1588_3312259063"/>
       <w:bookmarkStart w:id="5" w:name="_Fig_1_Post_route_utilizati"/>
       <w:bookmarkEnd w:id="4"/>
       <w:r>
@@ -2428,7 +2431,7 @@
         <w:spacing w:before="200" w:after="80"/>
         <w:rPr/>
       </w:pPr>
-      <w:bookmarkStart w:id="6" w:name="__RefHeading___Toc1590_3449866560"/>
+      <w:bookmarkStart w:id="6" w:name="__RefHeading___Toc1590_3312259063"/>
       <w:bookmarkStart w:id="7" w:name="the-bram-board-fit-trim"/>
       <w:bookmarkEnd w:id="6"/>
       <w:r>
@@ -2603,7 +2606,7 @@
         <w:spacing w:before="280" w:after="80"/>
         <w:rPr/>
       </w:pPr>
-      <w:bookmarkStart w:id="10" w:name="__RefHeading___Toc1592_3449866560"/>
+      <w:bookmarkStart w:id="10" w:name="__RefHeading___Toc1592_3312259063"/>
       <w:bookmarkStart w:id="11" w:name="what-we-set-out-to-do"/>
       <w:bookmarkEnd w:id="10"/>
       <w:r>
@@ -2832,7 +2835,7 @@
         <w:spacing w:before="280" w:after="80"/>
         <w:rPr/>
       </w:pPr>
-      <w:bookmarkStart w:id="13" w:name="__RefHeading___Toc1594_3449866560"/>
+      <w:bookmarkStart w:id="13" w:name="__RefHeading___Toc1594_3312259063"/>
       <w:bookmarkStart w:id="14" w:name="test-platform"/>
       <w:bookmarkEnd w:id="13"/>
       <w:r>
@@ -3880,7 +3883,7 @@
         <w:spacing w:before="280" w:after="80"/>
         <w:rPr/>
       </w:pPr>
-      <w:bookmarkStart w:id="16" w:name="__RefHeading___Toc1596_3449866560"/>
+      <w:bookmarkStart w:id="16" w:name="__RefHeading___Toc1596_3312259063"/>
       <w:bookmarkStart w:id="17" w:name="architecture-two-wholly-separate-engines"/>
       <w:bookmarkEnd w:id="16"/>
       <w:r>
@@ -3920,7 +3923,7 @@
         <w:spacing w:before="200" w:after="80"/>
         <w:rPr/>
       </w:pPr>
-      <w:bookmarkStart w:id="18" w:name="__RefHeading___Toc1598_3449866560"/>
+      <w:bookmarkStart w:id="18" w:name="__RefHeading___Toc1598_3312259063"/>
       <w:bookmarkStart w:id="19" w:name="figure-3.1-split-architecture"/>
       <w:bookmarkStart w:id="20" w:name="_Fig_2_Split_architecture"/>
       <w:bookmarkEnd w:id="18"/>
@@ -4188,7 +4191,7 @@
         <w:spacing w:before="200" w:after="80"/>
         <w:rPr/>
       </w:pPr>
-      <w:bookmarkStart w:id="21" w:name="__RefHeading___Toc1600_3449866560"/>
+      <w:bookmarkStart w:id="21" w:name="__RefHeading___Toc1600_3312259063"/>
       <w:bookmarkStart w:id="22" w:name="X1995db55acc818c2b28614978e059b2cb11c802"/>
       <w:bookmarkStart w:id="23" w:name="_Fig_3_The_two_data_paths_a"/>
       <w:bookmarkEnd w:id="21"/>
@@ -4365,7 +4368,7 @@
         <w:spacing w:before="200" w:after="80"/>
         <w:rPr/>
       </w:pPr>
-      <w:bookmarkStart w:id="24" w:name="__RefHeading___Toc1602_3449866560"/>
+      <w:bookmarkStart w:id="24" w:name="__RefHeading___Toc1602_3312259063"/>
       <w:bookmarkStart w:id="25" w:name="X10bebdd46224d824c533996a21836093580af71"/>
       <w:bookmarkStart w:id="26" w:name="_Fig_4_Monitor_bus_hierarch"/>
       <w:bookmarkEnd w:id="24"/>
@@ -4398,7 +4401,7 @@
         <w:rPr/>
         <w:drawing>
           <wp:inline distT="0" distB="0" distL="0" distR="0">
-            <wp:extent cx="5334000" cy="4360545"/>
+            <wp:extent cx="5010785" cy="4096385"/>
             <wp:effectExtent l="0" t="0" r="0" b="0"/>
             <wp:docPr id="17" name="Image4" descr="monbus hierarchy"/>
             <wp:cNvGraphicFramePr>
@@ -4422,7 +4425,7 @@
                   <pic:spPr bwMode="auto">
                     <a:xfrm>
                       <a:off x="0" y="0"/>
-                      <a:ext cx="5334000" cy="4360545"/>
+                      <a:ext cx="5010785" cy="4096385"/>
                     </a:xfrm>
                     <a:prstGeom prst="rect">
                       <a:avLst/>
@@ -4487,7 +4490,7 @@
           <w:rStyle w:val="VerbatimChar"/>
           <w:sz w:val="20"/>
         </w:rPr>
-        <w:t>monbus_axil_axil_group</w:t>
+        <w:t>monbus_axil4_axil4_group</w:t>
       </w:r>
       <w:r>
         <w:rPr>
@@ -4583,7 +4586,7 @@
         <w:spacing w:before="280" w:after="80"/>
         <w:rPr/>
       </w:pPr>
-      <w:bookmarkStart w:id="29" w:name="__RefHeading___Toc1604_3449866560"/>
+      <w:bookmarkStart w:id="29" w:name="__RefHeading___Toc1604_3312259063"/>
       <w:bookmarkStart w:id="30" w:name="timing-closure-at-100-mhz"/>
       <w:bookmarkEnd w:id="29"/>
       <w:r>
@@ -4637,7 +4640,7 @@
         <w:spacing w:before="200" w:after="80"/>
         <w:rPr/>
       </w:pPr>
-      <w:bookmarkStart w:id="31" w:name="__RefHeading___Toc1606_3449866560"/>
+      <w:bookmarkStart w:id="31" w:name="__RefHeading___Toc1606_3312259063"/>
       <w:bookmarkStart w:id="32" w:name="Xf2174f0af95d96debb3d1e06fd5869583b602d9"/>
       <w:bookmarkStart w:id="33" w:name="_Fig_5_100_MHz_setup_WNS___"/>
       <w:bookmarkEnd w:id="31"/>
@@ -4792,7 +4795,7 @@
         <w:spacing w:before="200" w:after="80"/>
         <w:rPr/>
       </w:pPr>
-      <w:bookmarkStart w:id="34" w:name="__RefHeading___Toc1608_3449866560"/>
+      <w:bookmarkStart w:id="34" w:name="__RefHeading___Toc1608_3312259063"/>
       <w:bookmarkStart w:id="35" w:name="X515e89d3040e87ad6e663367099b775fb006ea5"/>
       <w:bookmarkStart w:id="36" w:name="_Fig_6_The_critical_path___"/>
       <w:bookmarkEnd w:id="34"/>
@@ -5189,7 +5192,7 @@
         <w:spacing w:before="280" w:after="80"/>
         <w:rPr/>
       </w:pPr>
-      <w:bookmarkStart w:id="39" w:name="__RefHeading___Toc1610_3449866560"/>
+      <w:bookmarkStart w:id="39" w:name="__RefHeading___Toc1610_3312259063"/>
       <w:bookmarkStart w:id="40" w:name="X36986f44369e4d33ca3f82ada1da6ddd09aa6cf"/>
       <w:bookmarkEnd w:id="39"/>
       <w:r>
@@ -5522,7 +5525,7 @@
         <w:spacing w:before="280" w:after="80"/>
         <w:rPr/>
       </w:pPr>
-      <w:bookmarkStart w:id="42" w:name="__RefHeading___Toc1612_3449866560"/>
+      <w:bookmarkStart w:id="42" w:name="__RefHeading___Toc1612_3312259063"/>
       <w:bookmarkStart w:id="43" w:name="the-characterization-harness"/>
       <w:bookmarkEnd w:id="42"/>
       <w:r>
@@ -5550,7 +5553,7 @@
         <w:spacing w:before="200" w:after="80"/>
         <w:rPr/>
       </w:pPr>
-      <w:bookmarkStart w:id="44" w:name="__RefHeading___Toc1614_3449866560"/>
+      <w:bookmarkStart w:id="44" w:name="__RefHeading___Toc1614_3312259063"/>
       <w:bookmarkStart w:id="45" w:name="X73fd32ebad1d6cf96c28b6539f4715833761af3"/>
       <w:bookmarkStart w:id="46" w:name="_Fig_7_rapids_char_harness_"/>
       <w:bookmarkEnd w:id="44"/>
@@ -6016,7 +6019,7 @@
         <w:spacing w:before="280" w:after="80"/>
         <w:rPr/>
       </w:pPr>
-      <w:bookmarkStart w:id="49" w:name="__RefHeading___Toc1616_3449866560"/>
+      <w:bookmarkStart w:id="49" w:name="__RefHeading___Toc1616_3312259063"/>
       <w:bookmarkStart w:id="50" w:name="Xe6563b2875b9dd982743aa13e96e1ba5e9c572b"/>
       <w:bookmarkEnd w:id="49"/>
       <w:r>
@@ -6068,7 +6071,7 @@
           <w:rStyle w:val="VerbatimChar"/>
           <w:sz w:val="20"/>
         </w:rPr>
-        <w:t>host/rapids_char_golden.py</w:t>
+        <w:t>flows-rapids-beats/host/rapids_char_golden.py</w:t>
       </w:r>
       <w:r>
         <w:rPr>
@@ -6621,7 +6624,7 @@
         <w:spacing w:before="280" w:after="80"/>
         <w:rPr/>
       </w:pPr>
-      <w:bookmarkStart w:id="52" w:name="__RefHeading___Toc1618_3449866560"/>
+      <w:bookmarkStart w:id="52" w:name="__RefHeading___Toc1618_3312259063"/>
       <w:bookmarkStart w:id="53" w:name="a-real-harness-bug-root-caused"/>
       <w:bookmarkEnd w:id="52"/>
       <w:r>
@@ -6874,7 +6877,7 @@
         <w:spacing w:before="280" w:after="80"/>
         <w:rPr/>
       </w:pPr>
-      <w:bookmarkStart w:id="55" w:name="__RefHeading___Toc1620_3449866560"/>
+      <w:bookmarkStart w:id="55" w:name="__RefHeading___Toc1620_3312259063"/>
       <w:bookmarkStart w:id="56" w:name="on-silicon-results"/>
       <w:bookmarkEnd w:id="55"/>
       <w:r>
@@ -6976,7 +6979,7 @@
         <w:spacing w:before="200" w:after="80"/>
         <w:rPr/>
       </w:pPr>
-      <w:bookmarkStart w:id="57" w:name="__RefHeading___Toc1622_3449866560"/>
+      <w:bookmarkStart w:id="57" w:name="__RefHeading___Toc1622_3312259063"/>
       <w:bookmarkStart w:id="58" w:name="Xad875c64e0dd0885eca354634faad79f9fd0214"/>
       <w:bookmarkStart w:id="59" w:name="_Fig_8_On_silicon_suite___4"/>
       <w:bookmarkEnd w:id="57"/>
@@ -7568,7 +7571,7 @@
         <w:spacing w:before="280" w:after="80"/>
         <w:rPr/>
       </w:pPr>
-      <w:bookmarkStart w:id="62" w:name="__RefHeading___Toc1624_3449866560"/>
+      <w:bookmarkStart w:id="62" w:name="__RefHeading___Toc1624_3312259063"/>
       <w:bookmarkStart w:id="63" w:name="tooling"/>
       <w:bookmarkEnd w:id="62"/>
       <w:r>
@@ -7664,7 +7667,7 @@
           <w:b/>
           <w:bCs/>
         </w:rPr>
-        <w:t>host/rapids_char_golden.py</w:t>
+        <w:t>flows-rapids-beats/host/rapids_char_golden.py</w:t>
       </w:r>
       <w:r>
         <w:rPr/>
@@ -7778,7 +7781,7 @@
         <w:spacing w:before="280" w:after="80"/>
         <w:rPr/>
       </w:pPr>
-      <w:bookmarkStart w:id="65" w:name="__RefHeading___Toc1626_3449866560"/>
+      <w:bookmarkStart w:id="65" w:name="__RefHeading___Toc1626_3312259063"/>
       <w:bookmarkStart w:id="66" w:name="what-we-learned"/>
       <w:bookmarkEnd w:id="65"/>
       <w:r>
@@ -8228,7 +8231,7 @@
           </w:r>
           <w:r>
             <w:rPr/>
-            <w:t>19</w:t>
+            <w:t>20</w:t>
           </w:r>
           <w:r>
             <w:rPr/>
@@ -8255,7 +8258,7 @@
           </w:r>
           <w:r>
             <w:rPr/>
-            <w:t>19</w:t>
+            <w:t>20</w:t>
           </w:r>
           <w:r>
             <w:rPr/>
@@ -8375,7 +8378,7 @@
           </w:r>
           <w:r>
             <w:rPr/>
-            <w:t>19</w:t>
+            <w:t>20</w:t>
           </w:r>
           <w:r>
             <w:rPr/>
@@ -8402,7 +8405,7 @@
           </w:r>
           <w:r>
             <w:rPr/>
-            <w:t>19</w:t>
+            <w:t>20</w:t>
           </w:r>
           <w:r>
             <w:rPr/>
